--- a/9주차/简体中文/游戏引擎基础_期末项目笔记_模板.docx
+++ b/9주차/简体中文/游戏引擎基础_期末项目笔记_模板.docx
@@ -213,7 +213,7 @@
           <w:sz w:val="18"/>
           <w:szCs w:val="18"/>
         </w:rPr>
-        <w:t xml:space="preserve">与期中不同的新游戏。一个人 5 周内能完成的大小。</w:t>
+        <w:t xml:space="preserve">与期中不同的新游戏。一个人 6 周内能完成的大小。</w:t>
       </w:r>
     </w:p>
     <w:tbl>
